--- a/generated_output/Sangli/Letter_CPR-REF-58_2026.docx
+++ b/generated_output/Sangli/Letter_CPR-REF-58_2026.docx
@@ -122,7 +122,7 @@
                 <w:sz w:val="22"/>
                 <w:u w:val="none"/>
               </w:rPr>
-              <w:t>पुणे दि. 10/06/2026</w:t>
+              <w:t>पुणे दि. 11/06/2026</w:t>
             </w:r>
           </w:p>
         </w:tc>
@@ -375,7 +375,7 @@
                 <w:sz w:val="20"/>
                 <w:u w:val="none"/>
               </w:rPr>
-              <w:t>UAPA Act</w:t>
+              <w:t>Investigation &amp; Prosecution of the UA(P)A Cases Batch - 1 (2026-27)</w:t>
             </w:r>
           </w:p>
         </w:tc>
@@ -441,7 +441,7 @@
                 <w:sz w:val="20"/>
                 <w:u w:val="none"/>
               </w:rPr>
-              <w:t>0</w:t>
+              <w:t>6,000</w:t>
             </w:r>
           </w:p>
         </w:tc>
@@ -470,29 +470,6 @@
       </w:tr>
     </w:tbl>
     <w:p>
-      <w:pPr>
-        <w:spacing w:before="80" w:after="0"/>
-      </w:pPr>
-      <w:r>
-        <w:rPr>
-          <w:rFonts w:ascii="Mangal" w:hAnsi="Mangal" w:eastAsia="Mangal"/>
-          <w:b/>
-          <w:sz w:val="24"/>
-          <w:u w:val="none"/>
-        </w:rPr>
-        <w:t>एकूण</w:t>
-      </w:r>
-      <w:r>
-        <w:rPr>
-          <w:rFonts w:ascii="Mangal" w:hAnsi="Mangal" w:eastAsia="Mangal"/>
-          <w:b/>
-          <w:sz w:val="24"/>
-          <w:u w:val="none"/>
-        </w:rPr>
-        <w:t xml:space="preserve"> 0/-</w:t>
-      </w:r>
-    </w:p>
-    <w:p>
       <w:r>
         <w:t>सदर प्रशिक्षणासाठी आपले घटकाकडून वरील प्रमाणे थकबाकी रक्कम अद्याप पोलीस संशोधन केंद्र पुणे या कार्यालयास प्राप्त झालेली नाही.</w:t>
       </w:r>
@@ -510,13 +487,36 @@
         <w:tblLook w:firstColumn="1" w:firstRow="1" w:lastColumn="0" w:lastRow="0" w:noHBand="0" w:noVBand="1" w:val="04A0"/>
       </w:tblPr>
       <w:tblGrid>
-        <w:gridCol w:w="5440"/>
-        <w:gridCol w:w="5440"/>
+        <w:gridCol w:w="3627"/>
+        <w:gridCol w:w="3627"/>
+        <w:gridCol w:w="3627"/>
       </w:tblGrid>
       <w:tr>
         <w:tc>
           <w:tcPr>
-            <w:tcW w:type="dxa" w:w="5440"/>
+            <w:tcW w:type="dxa" w:w="3627"/>
+            <w:vAlign w:val="center"/>
+          </w:tcPr>
+          <w:p>
+            <w:pPr>
+              <w:spacing w:before="0" w:after="0"/>
+              <w:jc w:val="center"/>
+            </w:pPr>
+            <w:r/>
+            <w:r>
+              <w:rPr>
+                <w:rFonts w:ascii="Mangal" w:hAnsi="Mangal" w:eastAsia="Mangal"/>
+                <w:b/>
+                <w:sz w:val="20"/>
+                <w:u w:val="none"/>
+              </w:rPr>
+              <w:t>अ.क्र</w:t>
+            </w:r>
+          </w:p>
+        </w:tc>
+        <w:tc>
+          <w:tcPr>
+            <w:tcW w:type="dxa" w:w="3627"/>
             <w:vAlign w:val="center"/>
           </w:tcPr>
           <w:p>
@@ -538,7 +538,7 @@
         </w:tc>
         <w:tc>
           <w:tcPr>
-            <w:tcW w:type="dxa" w:w="5440"/>
+            <w:tcW w:type="dxa" w:w="3627"/>
             <w:vAlign w:val="center"/>
           </w:tcPr>
           <w:p>
@@ -562,7 +562,29 @@
       <w:tr>
         <w:tc>
           <w:tcPr>
-            <w:tcW w:type="dxa" w:w="5440"/>
+            <w:tcW w:type="dxa" w:w="3627"/>
+            <w:vAlign w:val="center"/>
+          </w:tcPr>
+          <w:p>
+            <w:pPr>
+              <w:spacing w:before="0" w:after="0"/>
+              <w:jc w:val="center"/>
+            </w:pPr>
+            <w:r/>
+            <w:r>
+              <w:rPr>
+                <w:rFonts w:ascii="Mangal" w:hAnsi="Mangal" w:eastAsia="Mangal"/>
+                <w:b w:val="0"/>
+                <w:sz w:val="20"/>
+                <w:u w:val="none"/>
+              </w:rPr>
+              <w:t>1</w:t>
+            </w:r>
+          </w:p>
+        </w:tc>
+        <w:tc>
+          <w:tcPr>
+            <w:tcW w:type="dxa" w:w="3627"/>
             <w:vAlign w:val="center"/>
           </w:tcPr>
           <w:p>
@@ -578,13 +600,13 @@
                 <w:sz w:val="20"/>
                 <w:u w:val="none"/>
               </w:rPr>
-              <w:t>1 Name</w:t>
+              <w:t>Name</w:t>
             </w:r>
           </w:p>
         </w:tc>
         <w:tc>
           <w:tcPr>
-            <w:tcW w:type="dxa" w:w="5440"/>
+            <w:tcW w:type="dxa" w:w="3627"/>
             <w:vAlign w:val="center"/>
           </w:tcPr>
           <w:p>
@@ -608,7 +630,29 @@
       <w:tr>
         <w:tc>
           <w:tcPr>
-            <w:tcW w:type="dxa" w:w="5440"/>
+            <w:tcW w:type="dxa" w:w="3627"/>
+            <w:vAlign w:val="center"/>
+          </w:tcPr>
+          <w:p>
+            <w:pPr>
+              <w:spacing w:before="0" w:after="0"/>
+              <w:jc w:val="center"/>
+            </w:pPr>
+            <w:r/>
+            <w:r>
+              <w:rPr>
+                <w:rFonts w:ascii="Mangal" w:hAnsi="Mangal" w:eastAsia="Mangal"/>
+                <w:b w:val="0"/>
+                <w:sz w:val="20"/>
+                <w:u w:val="none"/>
+              </w:rPr>
+              <w:t>2</w:t>
+            </w:r>
+          </w:p>
+        </w:tc>
+        <w:tc>
+          <w:tcPr>
+            <w:tcW w:type="dxa" w:w="3627"/>
             <w:vAlign w:val="center"/>
           </w:tcPr>
           <w:p>
@@ -624,13 +668,13 @@
                 <w:sz w:val="20"/>
                 <w:u w:val="none"/>
               </w:rPr>
-              <w:t>2 Account No</w:t>
+              <w:t>Account No</w:t>
             </w:r>
           </w:p>
         </w:tc>
         <w:tc>
           <w:tcPr>
-            <w:tcW w:type="dxa" w:w="5440"/>
+            <w:tcW w:type="dxa" w:w="3627"/>
             <w:vAlign w:val="center"/>
           </w:tcPr>
           <w:p>
@@ -654,7 +698,29 @@
       <w:tr>
         <w:tc>
           <w:tcPr>
-            <w:tcW w:type="dxa" w:w="5440"/>
+            <w:tcW w:type="dxa" w:w="3627"/>
+            <w:vAlign w:val="center"/>
+          </w:tcPr>
+          <w:p>
+            <w:pPr>
+              <w:spacing w:before="0" w:after="0"/>
+              <w:jc w:val="center"/>
+            </w:pPr>
+            <w:r/>
+            <w:r>
+              <w:rPr>
+                <w:rFonts w:ascii="Mangal" w:hAnsi="Mangal" w:eastAsia="Mangal"/>
+                <w:b w:val="0"/>
+                <w:sz w:val="20"/>
+                <w:u w:val="none"/>
+              </w:rPr>
+              <w:t>3</w:t>
+            </w:r>
+          </w:p>
+        </w:tc>
+        <w:tc>
+          <w:tcPr>
+            <w:tcW w:type="dxa" w:w="3627"/>
             <w:vAlign w:val="center"/>
           </w:tcPr>
           <w:p>
@@ -670,13 +736,13 @@
                 <w:sz w:val="20"/>
                 <w:u w:val="none"/>
               </w:rPr>
-              <w:t>3 Type of Account</w:t>
+              <w:t>Type of Account</w:t>
             </w:r>
           </w:p>
         </w:tc>
         <w:tc>
           <w:tcPr>
-            <w:tcW w:type="dxa" w:w="5440"/>
+            <w:tcW w:type="dxa" w:w="3627"/>
             <w:vAlign w:val="center"/>
           </w:tcPr>
           <w:p>
@@ -700,7 +766,29 @@
       <w:tr>
         <w:tc>
           <w:tcPr>
-            <w:tcW w:type="dxa" w:w="5440"/>
+            <w:tcW w:type="dxa" w:w="3627"/>
+            <w:vAlign w:val="center"/>
+          </w:tcPr>
+          <w:p>
+            <w:pPr>
+              <w:spacing w:before="0" w:after="0"/>
+              <w:jc w:val="center"/>
+            </w:pPr>
+            <w:r/>
+            <w:r>
+              <w:rPr>
+                <w:rFonts w:ascii="Mangal" w:hAnsi="Mangal" w:eastAsia="Mangal"/>
+                <w:b w:val="0"/>
+                <w:sz w:val="20"/>
+                <w:u w:val="none"/>
+              </w:rPr>
+              <w:t>4</w:t>
+            </w:r>
+          </w:p>
+        </w:tc>
+        <w:tc>
+          <w:tcPr>
+            <w:tcW w:type="dxa" w:w="3627"/>
             <w:vAlign w:val="center"/>
           </w:tcPr>
           <w:p>
@@ -716,13 +804,13 @@
                 <w:sz w:val="20"/>
                 <w:u w:val="none"/>
               </w:rPr>
-              <w:t>4 Bank Name</w:t>
+              <w:t>Bank Name</w:t>
             </w:r>
           </w:p>
         </w:tc>
         <w:tc>
           <w:tcPr>
-            <w:tcW w:type="dxa" w:w="5440"/>
+            <w:tcW w:type="dxa" w:w="3627"/>
             <w:vAlign w:val="center"/>
           </w:tcPr>
           <w:p>
@@ -746,7 +834,29 @@
       <w:tr>
         <w:tc>
           <w:tcPr>
-            <w:tcW w:type="dxa" w:w="5440"/>
+            <w:tcW w:type="dxa" w:w="3627"/>
+            <w:vAlign w:val="center"/>
+          </w:tcPr>
+          <w:p>
+            <w:pPr>
+              <w:spacing w:before="0" w:after="0"/>
+              <w:jc w:val="center"/>
+            </w:pPr>
+            <w:r/>
+            <w:r>
+              <w:rPr>
+                <w:rFonts w:ascii="Mangal" w:hAnsi="Mangal" w:eastAsia="Mangal"/>
+                <w:b w:val="0"/>
+                <w:sz w:val="20"/>
+                <w:u w:val="none"/>
+              </w:rPr>
+              <w:t>5</w:t>
+            </w:r>
+          </w:p>
+        </w:tc>
+        <w:tc>
+          <w:tcPr>
+            <w:tcW w:type="dxa" w:w="3627"/>
             <w:vAlign w:val="center"/>
           </w:tcPr>
           <w:p>
@@ -762,13 +872,13 @@
                 <w:sz w:val="20"/>
                 <w:u w:val="none"/>
               </w:rPr>
-              <w:t>5 Bank Address</w:t>
+              <w:t>Bank Address</w:t>
             </w:r>
           </w:p>
         </w:tc>
         <w:tc>
           <w:tcPr>
-            <w:tcW w:type="dxa" w:w="5440"/>
+            <w:tcW w:type="dxa" w:w="3627"/>
             <w:vAlign w:val="center"/>
           </w:tcPr>
           <w:p>
@@ -792,7 +902,29 @@
       <w:tr>
         <w:tc>
           <w:tcPr>
-            <w:tcW w:type="dxa" w:w="5440"/>
+            <w:tcW w:type="dxa" w:w="3627"/>
+            <w:vAlign w:val="center"/>
+          </w:tcPr>
+          <w:p>
+            <w:pPr>
+              <w:spacing w:before="0" w:after="0"/>
+              <w:jc w:val="center"/>
+            </w:pPr>
+            <w:r/>
+            <w:r>
+              <w:rPr>
+                <w:rFonts w:ascii="Mangal" w:hAnsi="Mangal" w:eastAsia="Mangal"/>
+                <w:b w:val="0"/>
+                <w:sz w:val="20"/>
+                <w:u w:val="none"/>
+              </w:rPr>
+              <w:t>6</w:t>
+            </w:r>
+          </w:p>
+        </w:tc>
+        <w:tc>
+          <w:tcPr>
+            <w:tcW w:type="dxa" w:w="3627"/>
             <w:vAlign w:val="center"/>
           </w:tcPr>
           <w:p>
@@ -808,13 +940,13 @@
                 <w:sz w:val="20"/>
                 <w:u w:val="none"/>
               </w:rPr>
-              <w:t>6 Bank Branch Code</w:t>
+              <w:t>Bank Branch Code</w:t>
             </w:r>
           </w:p>
         </w:tc>
         <w:tc>
           <w:tcPr>
-            <w:tcW w:type="dxa" w:w="5440"/>
+            <w:tcW w:type="dxa" w:w="3627"/>
             <w:vAlign w:val="center"/>
           </w:tcPr>
           <w:p>
@@ -838,7 +970,29 @@
       <w:tr>
         <w:tc>
           <w:tcPr>
-            <w:tcW w:type="dxa" w:w="5440"/>
+            <w:tcW w:type="dxa" w:w="3627"/>
+            <w:vAlign w:val="center"/>
+          </w:tcPr>
+          <w:p>
+            <w:pPr>
+              <w:spacing w:before="0" w:after="0"/>
+              <w:jc w:val="center"/>
+            </w:pPr>
+            <w:r/>
+            <w:r>
+              <w:rPr>
+                <w:rFonts w:ascii="Mangal" w:hAnsi="Mangal" w:eastAsia="Mangal"/>
+                <w:b w:val="0"/>
+                <w:sz w:val="20"/>
+                <w:u w:val="none"/>
+              </w:rPr>
+              <w:t>7</w:t>
+            </w:r>
+          </w:p>
+        </w:tc>
+        <w:tc>
+          <w:tcPr>
+            <w:tcW w:type="dxa" w:w="3627"/>
             <w:vAlign w:val="center"/>
           </w:tcPr>
           <w:p>
@@ -854,13 +1008,13 @@
                 <w:sz w:val="20"/>
                 <w:u w:val="none"/>
               </w:rPr>
-              <w:t>7 MICR Code</w:t>
+              <w:t>MICR Code</w:t>
             </w:r>
           </w:p>
         </w:tc>
         <w:tc>
           <w:tcPr>
-            <w:tcW w:type="dxa" w:w="5440"/>
+            <w:tcW w:type="dxa" w:w="3627"/>
             <w:vAlign w:val="center"/>
           </w:tcPr>
           <w:p>
@@ -884,7 +1038,29 @@
       <w:tr>
         <w:tc>
           <w:tcPr>
-            <w:tcW w:type="dxa" w:w="5440"/>
+            <w:tcW w:type="dxa" w:w="3627"/>
+            <w:vAlign w:val="center"/>
+          </w:tcPr>
+          <w:p>
+            <w:pPr>
+              <w:spacing w:before="0" w:after="0"/>
+              <w:jc w:val="center"/>
+            </w:pPr>
+            <w:r/>
+            <w:r>
+              <w:rPr>
+                <w:rFonts w:ascii="Mangal" w:hAnsi="Mangal" w:eastAsia="Mangal"/>
+                <w:b w:val="0"/>
+                <w:sz w:val="20"/>
+                <w:u w:val="none"/>
+              </w:rPr>
+              <w:t>8</w:t>
+            </w:r>
+          </w:p>
+        </w:tc>
+        <w:tc>
+          <w:tcPr>
+            <w:tcW w:type="dxa" w:w="3627"/>
             <w:vAlign w:val="center"/>
           </w:tcPr>
           <w:p>
@@ -900,13 +1076,13 @@
                 <w:sz w:val="20"/>
                 <w:u w:val="none"/>
               </w:rPr>
-              <w:t>8 IFSC Code</w:t>
+              <w:t>IFSC Code</w:t>
             </w:r>
           </w:p>
         </w:tc>
         <w:tc>
           <w:tcPr>
-            <w:tcW w:type="dxa" w:w="5440"/>
+            <w:tcW w:type="dxa" w:w="3627"/>
             <w:vAlign w:val="center"/>
           </w:tcPr>
           <w:p>
@@ -930,7 +1106,29 @@
       <w:tr>
         <w:tc>
           <w:tcPr>
-            <w:tcW w:type="dxa" w:w="5440"/>
+            <w:tcW w:type="dxa" w:w="3627"/>
+            <w:vAlign w:val="center"/>
+          </w:tcPr>
+          <w:p>
+            <w:pPr>
+              <w:spacing w:before="0" w:after="0"/>
+              <w:jc w:val="center"/>
+            </w:pPr>
+            <w:r/>
+            <w:r>
+              <w:rPr>
+                <w:rFonts w:ascii="Mangal" w:hAnsi="Mangal" w:eastAsia="Mangal"/>
+                <w:b w:val="0"/>
+                <w:sz w:val="20"/>
+                <w:u w:val="none"/>
+              </w:rPr>
+              <w:t>9</w:t>
+            </w:r>
+          </w:p>
+        </w:tc>
+        <w:tc>
+          <w:tcPr>
+            <w:tcW w:type="dxa" w:w="3627"/>
             <w:vAlign w:val="center"/>
           </w:tcPr>
           <w:p>
@@ -946,13 +1144,13 @@
                 <w:sz w:val="20"/>
                 <w:u w:val="none"/>
               </w:rPr>
-              <w:t>9 Mobile No.</w:t>
+              <w:t>Mobile No.</w:t>
             </w:r>
           </w:p>
         </w:tc>
         <w:tc>
           <w:tcPr>
-            <w:tcW w:type="dxa" w:w="5440"/>
+            <w:tcW w:type="dxa" w:w="3627"/>
             <w:vAlign w:val="center"/>
           </w:tcPr>
           <w:p>
@@ -976,7 +1174,29 @@
       <w:tr>
         <w:tc>
           <w:tcPr>
-            <w:tcW w:type="dxa" w:w="5440"/>
+            <w:tcW w:type="dxa" w:w="3627"/>
+            <w:vAlign w:val="center"/>
+          </w:tcPr>
+          <w:p>
+            <w:pPr>
+              <w:spacing w:before="0" w:after="0"/>
+              <w:jc w:val="center"/>
+            </w:pPr>
+            <w:r/>
+            <w:r>
+              <w:rPr>
+                <w:rFonts w:ascii="Mangal" w:hAnsi="Mangal" w:eastAsia="Mangal"/>
+                <w:b w:val="0"/>
+                <w:sz w:val="20"/>
+                <w:u w:val="none"/>
+              </w:rPr>
+              <w:t>10</w:t>
+            </w:r>
+          </w:p>
+        </w:tc>
+        <w:tc>
+          <w:tcPr>
+            <w:tcW w:type="dxa" w:w="3627"/>
             <w:vAlign w:val="center"/>
           </w:tcPr>
           <w:p>
@@ -992,13 +1212,13 @@
                 <w:sz w:val="20"/>
                 <w:u w:val="none"/>
               </w:rPr>
-              <w:t>10 Payee Code</w:t>
+              <w:t>Payee Code</w:t>
             </w:r>
           </w:p>
         </w:tc>
         <w:tc>
           <w:tcPr>
-            <w:tcW w:type="dxa" w:w="5440"/>
+            <w:tcW w:type="dxa" w:w="3627"/>
             <w:vAlign w:val="center"/>
           </w:tcPr>
           <w:p>
